--- a/assets/Lodovico-Resume-7-29-24.docx
+++ b/assets/Lodovico-Resume-7-29-24.docx
@@ -3221,14 +3221,14 @@
           <w:sz w:val="20"/>
           <w:szCs w:val="20"/>
         </w:rPr>
-        <w:t>I h</w:t>
+        <w:t>I</w:t>
       </w:r>
       <w:r>
         <w:rPr>
           <w:sz w:val="20"/>
           <w:szCs w:val="20"/>
         </w:rPr>
-        <w:t xml:space="preserve">elp create </w:t>
+        <w:t xml:space="preserve"> create </w:t>
       </w:r>
       <w:r>
         <w:rPr>
@@ -3382,7 +3382,21 @@
                 <w:sz w:val="20"/>
                 <w:szCs w:val="20"/>
               </w:rPr>
-              <w:t>Monitoring and alerting</w:t>
+              <w:t xml:space="preserve">Monitoring and </w:t>
+            </w:r>
+            <w:r>
+              <w:rPr>
+                <w:sz w:val="20"/>
+                <w:szCs w:val="20"/>
+              </w:rPr>
+              <w:t>A</w:t>
+            </w:r>
+            <w:r>
+              <w:rPr>
+                <w:sz w:val="20"/>
+                <w:szCs w:val="20"/>
+              </w:rPr>
+              <w:t>lerting</w:t>
             </w:r>
           </w:p>
         </w:tc>
@@ -3804,6 +3818,13 @@
           <w:sz w:val="20"/>
           <w:szCs w:val="20"/>
         </w:rPr>
+        <w:t xml:space="preserve">Play an </w:t>
+      </w:r>
+      <w:r>
+        <w:rPr>
+          <w:sz w:val="20"/>
+          <w:szCs w:val="20"/>
+        </w:rPr>
         <w:t>Integral part in achieving SOC 2 compliance</w:t>
       </w:r>
       <w:r>
@@ -3838,7 +3859,49 @@
           <w:sz w:val="20"/>
           <w:szCs w:val="20"/>
         </w:rPr>
-        <w:t>Designed software solution moving AI workloads to the edge using Docker, Nvidia GPUs, and Ubuntu.  Resulting in a 700% improvement in image recognition performance</w:t>
+        <w:t>Design software solution</w:t>
+      </w:r>
+      <w:r>
+        <w:rPr>
+          <w:sz w:val="20"/>
+          <w:szCs w:val="20"/>
+        </w:rPr>
+        <w:t xml:space="preserve">s to </w:t>
+      </w:r>
+      <w:r>
+        <w:rPr>
+          <w:sz w:val="20"/>
+          <w:szCs w:val="20"/>
+        </w:rPr>
+        <w:t>mov</w:t>
+      </w:r>
+      <w:r>
+        <w:rPr>
+          <w:sz w:val="20"/>
+          <w:szCs w:val="20"/>
+        </w:rPr>
+        <w:t>e</w:t>
+      </w:r>
+      <w:r>
+        <w:rPr>
+          <w:sz w:val="20"/>
+          <w:szCs w:val="20"/>
+        </w:rPr>
+        <w:t xml:space="preserve"> AI workloads to the edge using Docker, Nvidia GPUs, and Ubuntu</w:t>
+      </w:r>
+      <w:r>
+        <w:rPr>
+          <w:sz w:val="20"/>
+          <w:szCs w:val="20"/>
+        </w:rPr>
+        <w:t>, resulting</w:t>
+      </w:r>
+      <w:r>
+        <w:rPr>
+          <w:sz w:val="20"/>
+          <w:szCs w:val="20"/>
+        </w:rPr>
+        <w:t xml:space="preserve"> in a 700% improvement in image recognition performance</w:t>
       </w:r>
       <w:r>
         <w:rPr>
@@ -3865,7 +3928,7 @@
           <w:sz w:val="20"/>
           <w:szCs w:val="20"/>
         </w:rPr>
-        <w:t>Managed Azure infrastructure and maintained high Azure Advisor scores in cost, security, reliability, operational excellence, and performance.</w:t>
+        <w:t>Manage Azure infrastructure and maintain high Azure Advisor scores in cost, security, reliability, operational excellence, and performance.</w:t>
       </w:r>
     </w:p>
     <w:p>
@@ -3885,7 +3948,21 @@
           <w:sz w:val="20"/>
           <w:szCs w:val="20"/>
         </w:rPr>
-        <w:t xml:space="preserve">Worked with customers </w:t>
+        <w:t>Work</w:t>
+      </w:r>
+      <w:r>
+        <w:rPr>
+          <w:sz w:val="20"/>
+          <w:szCs w:val="20"/>
+        </w:rPr>
+        <w:t xml:space="preserve"> </w:t>
+      </w:r>
+      <w:r>
+        <w:rPr>
+          <w:sz w:val="20"/>
+          <w:szCs w:val="20"/>
+        </w:rPr>
+        <w:t xml:space="preserve">with customers </w:t>
       </w:r>
       <w:r>
         <w:rPr>
@@ -3912,7 +3989,7 @@
           <w:sz w:val="20"/>
           <w:szCs w:val="20"/>
         </w:rPr>
-        <w:t>Used Azure resources such as App Services, Container Registry, SQL Server, VMs, Storage, Logic Apps</w:t>
+        <w:t>Use Azure resources such as App Services, Container Registry, SQL Server, VMs, Storage, Logic Apps</w:t>
       </w:r>
       <w:r>
         <w:rPr>
@@ -3979,7 +4056,7 @@
           <w:sz w:val="20"/>
           <w:szCs w:val="20"/>
         </w:rPr>
-        <w:t>Created dozens of alerts that monitor infrastructure and application</w:t>
+        <w:t>Create dozens of alerts that monitor infrastructure and application</w:t>
       </w:r>
       <w:r>
         <w:rPr>
@@ -4006,49 +4083,7 @@
           <w:sz w:val="20"/>
           <w:szCs w:val="20"/>
         </w:rPr>
-        <w:t>DevSecOps</w:t>
-      </w:r>
-      <w:r>
-        <w:rPr>
-          <w:sz w:val="20"/>
-          <w:szCs w:val="20"/>
-        </w:rPr>
-        <w:t xml:space="preserve">: We used Snyk for code, container, and license analysis and </w:t>
-      </w:r>
-      <w:r>
-        <w:rPr>
-          <w:sz w:val="20"/>
-          <w:szCs w:val="20"/>
-        </w:rPr>
-        <w:t xml:space="preserve">Beagle Security for Web </w:t>
-      </w:r>
-      <w:r>
-        <w:rPr>
-          <w:sz w:val="20"/>
-          <w:szCs w:val="20"/>
-        </w:rPr>
-        <w:t>p</w:t>
-      </w:r>
-      <w:r>
-        <w:rPr>
-          <w:sz w:val="20"/>
-          <w:szCs w:val="20"/>
-        </w:rPr>
-        <w:t xml:space="preserve">en </w:t>
-      </w:r>
-      <w:r>
-        <w:rPr>
-          <w:sz w:val="20"/>
-          <w:szCs w:val="20"/>
-        </w:rPr>
-        <w:t>t</w:t>
-      </w:r>
-      <w:r>
-        <w:rPr>
-          <w:sz w:val="20"/>
-          <w:szCs w:val="20"/>
-        </w:rPr>
-        <w:t>esting.</w:t>
+        <w:t>Use DevSecOps practices with Snyk for code, container, and license analysis and Beagle Security for web pen testing.</w:t>
       </w:r>
     </w:p>
     <w:p>
@@ -4068,7 +4103,21 @@
           <w:sz w:val="20"/>
           <w:szCs w:val="20"/>
         </w:rPr>
-        <w:t>Designed and Developed Azure pipeline, both host and self-hosted</w:t>
+        <w:t xml:space="preserve">Design and </w:t>
+      </w:r>
+      <w:r>
+        <w:rPr>
+          <w:sz w:val="20"/>
+          <w:szCs w:val="20"/>
+        </w:rPr>
+        <w:t>d</w:t>
+      </w:r>
+      <w:r>
+        <w:rPr>
+          <w:sz w:val="20"/>
+          <w:szCs w:val="20"/>
+        </w:rPr>
+        <w:t>evelop Azure pipeline, both host and self-hosted</w:t>
       </w:r>
       <w:r>
         <w:rPr>
@@ -4169,7 +4218,14 @@
           <w:sz w:val="20"/>
           <w:szCs w:val="20"/>
         </w:rPr>
-        <w:t>Created a private container registry in Azure</w:t>
+        <w:t>Create a p</w:t>
+      </w:r>
+      <w:r>
+        <w:rPr>
+          <w:sz w:val="20"/>
+          <w:szCs w:val="20"/>
+        </w:rPr>
+        <w:t>rivate container registry in Azure</w:t>
       </w:r>
       <w:r>
         <w:rPr>
@@ -4196,21 +4252,7 @@
           <w:sz w:val="20"/>
           <w:szCs w:val="20"/>
         </w:rPr>
-        <w:t xml:space="preserve">Created private </w:t>
-      </w:r>
-      <w:r>
-        <w:rPr>
-          <w:sz w:val="20"/>
-          <w:szCs w:val="20"/>
-        </w:rPr>
-        <w:t>Python</w:t>
-      </w:r>
-      <w:r>
-        <w:rPr>
-          <w:sz w:val="20"/>
-          <w:szCs w:val="20"/>
-        </w:rPr>
-        <w:t xml:space="preserve"> artifact repositories</w:t>
+        <w:t>Create a private Python artifact repository</w:t>
       </w:r>
       <w:r>
         <w:rPr>
@@ -4244,7 +4286,21 @@
           <w:sz w:val="20"/>
           <w:szCs w:val="20"/>
         </w:rPr>
-        <w:t>Implemented best practices for code repositories (branching, PRs, and policies)</w:t>
+        <w:t>Implement</w:t>
+      </w:r>
+      <w:r>
+        <w:rPr>
+          <w:sz w:val="20"/>
+          <w:szCs w:val="20"/>
+        </w:rPr>
+        <w:t xml:space="preserve"> b</w:t>
+      </w:r>
+      <w:r>
+        <w:rPr>
+          <w:sz w:val="20"/>
+          <w:szCs w:val="20"/>
+        </w:rPr>
+        <w:t>est practices for code repositories (branching, PRs, and policies)</w:t>
       </w:r>
       <w:r>
         <w:rPr>
@@ -4271,7 +4327,21 @@
           <w:sz w:val="20"/>
           <w:szCs w:val="20"/>
         </w:rPr>
-        <w:t>Wrote Docker and Docker Compose files</w:t>
+        <w:t>Wr</w:t>
+      </w:r>
+      <w:r>
+        <w:rPr>
+          <w:sz w:val="20"/>
+          <w:szCs w:val="20"/>
+        </w:rPr>
+        <w:t>i</w:t>
+      </w:r>
+      <w:r>
+        <w:rPr>
+          <w:sz w:val="20"/>
+          <w:szCs w:val="20"/>
+        </w:rPr>
+        <w:t>te Docker and Docker Compose files</w:t>
       </w:r>
       <w:r>
         <w:rPr>
@@ -4298,7 +4368,7 @@
           <w:sz w:val="20"/>
           <w:szCs w:val="20"/>
         </w:rPr>
-        <w:t>Implemented SSO and SCIM for various 3</w:t>
+        <w:t>Implement SSO and SCIM for various 3</w:t>
       </w:r>
       <w:r>
         <w:rPr>
@@ -4341,7 +4411,7 @@
           <w:szCs w:val="20"/>
         </w:rPr>
         <w:lastRenderedPageBreak/>
-        <w:t>Implemented KnowBe4 as part of ongoing cybersecurity training. As a result, we have significantly lower click rates than</w:t>
+        <w:t>Implement KnowBe4 as part of ongoing cybersecurity training. As a result, we have significantly lower click rates than</w:t>
       </w:r>
       <w:r>
         <w:rPr>
@@ -4382,14 +4452,14 @@
           <w:sz w:val="20"/>
           <w:szCs w:val="20"/>
         </w:rPr>
-        <w:t>d</w:t>
+        <w:t xml:space="preserve"> </w:t>
       </w:r>
       <w:r>
         <w:rPr>
           <w:sz w:val="20"/>
           <w:szCs w:val="20"/>
         </w:rPr>
-        <w:t xml:space="preserve"> IT infrastructure on-premises.  Windows and Linux workstations, </w:t>
+        <w:t xml:space="preserve">IT infrastructure on-premises.  Windows and Linux workstations, </w:t>
       </w:r>
       <w:r>
         <w:rPr>
@@ -4505,7 +4575,7 @@
           <w:sz w:val="20"/>
           <w:szCs w:val="20"/>
         </w:rPr>
-        <w:t>Migrated from Bitbucket to Azure DevOps (repos, pipelines, and users)</w:t>
+        <w:t>Migrate from Bitbucket to Azure DevOps (repos, pipelines, and users)</w:t>
       </w:r>
       <w:r>
         <w:rPr>
@@ -4573,7 +4643,7 @@
           <w:sz w:val="20"/>
           <w:szCs w:val="20"/>
         </w:rPr>
-        <w:t>Performed “</w:t>
+        <w:t>Perform “</w:t>
       </w:r>
       <w:r>
         <w:rPr>
@@ -4614,21 +4684,21 @@
           <w:sz w:val="20"/>
           <w:szCs w:val="20"/>
         </w:rPr>
-        <w:t>Manage</w:t>
+        <w:t>Manag</w:t>
       </w:r>
       <w:r>
         <w:rPr>
           <w:sz w:val="20"/>
           <w:szCs w:val="20"/>
         </w:rPr>
-        <w:t>d</w:t>
+        <w:t xml:space="preserve">e </w:t>
       </w:r>
       <w:r>
         <w:rPr>
           <w:sz w:val="20"/>
           <w:szCs w:val="20"/>
         </w:rPr>
-        <w:t xml:space="preserve"> a small team of people </w:t>
+        <w:t xml:space="preserve">a small team of people </w:t>
       </w:r>
       <w:r>
         <w:rPr>
@@ -4683,7 +4753,7 @@
           <w:sz w:val="20"/>
           <w:szCs w:val="20"/>
         </w:rPr>
-        <w:t>Managed reviews and professional development.</w:t>
+        <w:t>Manage reviews and professional development.</w:t>
       </w:r>
     </w:p>
     <w:p>
@@ -4767,14 +4837,20 @@
           <w:sz w:val="20"/>
           <w:szCs w:val="20"/>
         </w:rPr>
-        <w:t xml:space="preserve"> APIs for mobile, web, and b2b.</w:t>
+        <w:t xml:space="preserve"> APIs for mobile, web, and b2b</w:t>
       </w:r>
       <w:r>
         <w:rPr>
           <w:sz w:val="20"/>
           <w:szCs w:val="20"/>
         </w:rPr>
-        <w:br/>
+        <w:t xml:space="preserve">.  </w:t>
+      </w:r>
+      <w:r>
+        <w:rPr>
+          <w:sz w:val="20"/>
+          <w:szCs w:val="20"/>
+        </w:rPr>
         <w:t>Led an international team of engineers.</w:t>
       </w:r>
     </w:p>
@@ -5091,7 +5167,14 @@
           <w:sz w:val="28"/>
           <w:szCs w:val="28"/>
         </w:rPr>
-        <w:t xml:space="preserve">Principle Software Eng. / </w:t>
+        <w:t>Principal</w:t>
+      </w:r>
+      <w:r>
+        <w:rPr>
+          <w:sz w:val="28"/>
+          <w:szCs w:val="28"/>
+        </w:rPr>
+        <w:t xml:space="preserve"> Software Eng. / </w:t>
       </w:r>
       <w:r>
         <w:rPr>
@@ -5155,7 +5238,21 @@
           <w:sz w:val="20"/>
           <w:szCs w:val="20"/>
         </w:rPr>
-        <w:t>Developed and support Laboratory Information Management Systems for various Fortune 500 companies</w:t>
+        <w:t xml:space="preserve">Developed and </w:t>
+      </w:r>
+      <w:r>
+        <w:rPr>
+          <w:sz w:val="20"/>
+          <w:szCs w:val="20"/>
+        </w:rPr>
+        <w:t>supported</w:t>
+      </w:r>
+      <w:r>
+        <w:rPr>
+          <w:sz w:val="20"/>
+          <w:szCs w:val="20"/>
+        </w:rPr>
+        <w:t xml:space="preserve"> Laboratory Information Management Systems for various Fortune 500 companies</w:t>
       </w:r>
       <w:r>
         <w:rPr>
@@ -5182,7 +5279,21 @@
           <w:sz w:val="20"/>
           <w:szCs w:val="20"/>
         </w:rPr>
-        <w:t>Worked with client on gathering requirements</w:t>
+        <w:t xml:space="preserve">Worked with </w:t>
+      </w:r>
+      <w:r>
+        <w:rPr>
+          <w:sz w:val="20"/>
+          <w:szCs w:val="20"/>
+        </w:rPr>
+        <w:t>clients</w:t>
+      </w:r>
+      <w:r>
+        <w:rPr>
+          <w:sz w:val="20"/>
+          <w:szCs w:val="20"/>
+        </w:rPr>
+        <w:t xml:space="preserve"> on gathering requirements</w:t>
       </w:r>
       <w:r>
         <w:rPr>
@@ -5243,7 +5354,21 @@
           <w:sz w:val="20"/>
           <w:szCs w:val="20"/>
         </w:rPr>
-        <w:t xml:space="preserve"> monitoring and logging on Kubernetes</w:t>
+        <w:t xml:space="preserve"> monitoring</w:t>
+      </w:r>
+      <w:r>
+        <w:rPr>
+          <w:sz w:val="20"/>
+          <w:szCs w:val="20"/>
+        </w:rPr>
+        <w:t>,</w:t>
+      </w:r>
+      <w:r>
+        <w:rPr>
+          <w:sz w:val="20"/>
+          <w:szCs w:val="20"/>
+        </w:rPr>
+        <w:t xml:space="preserve"> and logging on Kubernetes</w:t>
       </w:r>
       <w:r>
         <w:rPr>
@@ -5287,7 +5412,7 @@
           <w:sz w:val="28"/>
           <w:szCs w:val="28"/>
         </w:rPr>
-        <w:t xml:space="preserve">. / </w:t>
+        <w:t xml:space="preserve"> / </w:t>
       </w:r>
       <w:r>
         <w:rPr>
@@ -5420,6 +5545,15 @@
           <w:szCs w:val="20"/>
         </w:rPr>
         <w:t>Additional experience available upon request</w:t>
+      </w:r>
+      <w:r>
+        <w:rPr>
+          <w:i/>
+          <w:iCs/>
+          <w:sz w:val="20"/>
+          <w:szCs w:val="20"/>
+        </w:rPr>
+        <w:t>.</w:t>
       </w:r>
     </w:p>
     <w:p>
@@ -7405,7 +7539,6 @@
   <w:style w:type="character" w:default="1" w:styleId="DefaultParagraphFont">
     <w:name w:val="Default Paragraph Font"/>
     <w:uiPriority w:val="1"/>
-    <w:semiHidden/>
     <w:unhideWhenUsed/>
   </w:style>
   <w:style w:type="table" w:default="1" w:styleId="TableNormal">
@@ -32490,6 +32623,7 @@
     <w:rsid w:val="003D3DCA"/>
     <w:rsid w:val="0056640F"/>
     <w:rsid w:val="007706AA"/>
+    <w:rsid w:val="00A0204F"/>
     <w:rsid w:val="00BE65CD"/>
     <w:rsid w:val="00D44E3D"/>
     <w:rsid w:val="00F31616"/>

--- a/assets/Lodovico-Resume-7-29-24.docx
+++ b/assets/Lodovico-Resume-7-29-24.docx
@@ -3416,12 +3416,21 @@
                 <w:szCs w:val="20"/>
               </w:rPr>
             </w:pPr>
+            <w:proofErr w:type="spellStart"/>
             <w:r>
               <w:rPr>
                 <w:sz w:val="20"/>
                 <w:szCs w:val="20"/>
               </w:rPr>
-              <w:t>DevSecOps (BOM,</w:t>
+              <w:t>DevSecOps</w:t>
+            </w:r>
+            <w:proofErr w:type="spellEnd"/>
+            <w:r>
+              <w:rPr>
+                <w:sz w:val="20"/>
+                <w:szCs w:val="20"/>
+              </w:rPr>
+              <w:t xml:space="preserve"> (BOM,</w:t>
             </w:r>
             <w:r>
               <w:rPr>
@@ -3969,7 +3978,23 @@
           <w:sz w:val="20"/>
           <w:szCs w:val="20"/>
         </w:rPr>
-        <w:t>to integrate Azure environments (B2B) and design access mechanisms to Azure resources in our subscription.</w:t>
+        <w:t xml:space="preserve">to integrate </w:t>
+      </w:r>
+      <w:proofErr w:type="gramStart"/>
+      <w:r>
+        <w:rPr>
+          <w:sz w:val="20"/>
+          <w:szCs w:val="20"/>
+        </w:rPr>
+        <w:t>Azure</w:t>
+      </w:r>
+      <w:proofErr w:type="gramEnd"/>
+      <w:r>
+        <w:rPr>
+          <w:sz w:val="20"/>
+          <w:szCs w:val="20"/>
+        </w:rPr>
+        <w:t xml:space="preserve"> environments (B2B) and design access mechanisms to Azure resources in our subscription.</w:t>
       </w:r>
     </w:p>
     <w:p>
@@ -4083,7 +4108,23 @@
           <w:sz w:val="20"/>
           <w:szCs w:val="20"/>
         </w:rPr>
-        <w:t>Use DevSecOps practices with Snyk for code, container, and license analysis and Beagle Security for web pen testing.</w:t>
+        <w:t xml:space="preserve">Use </w:t>
+      </w:r>
+      <w:proofErr w:type="spellStart"/>
+      <w:r>
+        <w:rPr>
+          <w:sz w:val="20"/>
+          <w:szCs w:val="20"/>
+        </w:rPr>
+        <w:t>DevSecOps</w:t>
+      </w:r>
+      <w:proofErr w:type="spellEnd"/>
+      <w:r>
+        <w:rPr>
+          <w:sz w:val="20"/>
+          <w:szCs w:val="20"/>
+        </w:rPr>
+        <w:t xml:space="preserve"> practices with Snyk for code, container, and license analysis and Beagle Security for web pen testing.</w:t>
       </w:r>
     </w:p>
     <w:p>
@@ -4178,7 +4219,23 @@
           <w:sz w:val="20"/>
           <w:szCs w:val="20"/>
         </w:rPr>
-        <w:t>Develop and maintain instances of JuypterHub.</w:t>
+        <w:t xml:space="preserve">Develop and maintain instances of </w:t>
+      </w:r>
+      <w:proofErr w:type="spellStart"/>
+      <w:r>
+        <w:rPr>
+          <w:sz w:val="20"/>
+          <w:szCs w:val="20"/>
+        </w:rPr>
+        <w:t>JuypterHub</w:t>
+      </w:r>
+      <w:proofErr w:type="spellEnd"/>
+      <w:r>
+        <w:rPr>
+          <w:sz w:val="20"/>
+          <w:szCs w:val="20"/>
+        </w:rPr>
+        <w:t>.</w:t>
       </w:r>
     </w:p>
     <w:p>
@@ -5176,13 +5233,23 @@
         </w:rPr>
         <w:t xml:space="preserve"> Software Eng. / </w:t>
       </w:r>
+      <w:proofErr w:type="spellStart"/>
       <w:r>
         <w:rPr>
           <w:rStyle w:val="Emphasis"/>
           <w:sz w:val="28"/>
           <w:szCs w:val="28"/>
         </w:rPr>
-        <w:t>Thermo Fisher Scientific</w:t>
+        <w:t>Thermo</w:t>
+      </w:r>
+      <w:proofErr w:type="spellEnd"/>
+      <w:r>
+        <w:rPr>
+          <w:rStyle w:val="Emphasis"/>
+          <w:sz w:val="28"/>
+          <w:szCs w:val="28"/>
+        </w:rPr>
+        <w:t xml:space="preserve"> Fisher Scientific</w:t>
       </w:r>
       <w:r>
         <w:rPr>
@@ -5463,7 +5530,21 @@
           <w:sz w:val="20"/>
           <w:szCs w:val="20"/>
         </w:rPr>
-        <w:t>Develop CI/CD pipelines in Jenkins</w:t>
+        <w:t>Develop</w:t>
+      </w:r>
+      <w:r>
+        <w:rPr>
+          <w:sz w:val="20"/>
+          <w:szCs w:val="20"/>
+        </w:rPr>
+        <w:t>ed</w:t>
+      </w:r>
+      <w:r>
+        <w:rPr>
+          <w:sz w:val="20"/>
+          <w:szCs w:val="20"/>
+        </w:rPr>
+        <w:t xml:space="preserve"> CI/CD pipelines in Jenkins</w:t>
       </w:r>
       <w:r>
         <w:rPr>
@@ -7539,6 +7620,7 @@
   <w:style w:type="character" w:default="1" w:styleId="DefaultParagraphFont">
     <w:name w:val="Default Paragraph Font"/>
     <w:uiPriority w:val="1"/>
+    <w:semiHidden/>
     <w:unhideWhenUsed/>
   </w:style>
   <w:style w:type="table" w:default="1" w:styleId="TableNormal">
@@ -32616,11 +32698,13 @@
   <w:rsids>
     <w:rsidRoot w:val="001D6E7A"/>
     <w:rsid w:val="00017D25"/>
+    <w:rsid w:val="000A015D"/>
     <w:rsid w:val="001D6E7A"/>
     <w:rsid w:val="00210633"/>
     <w:rsid w:val="002750F6"/>
     <w:rsid w:val="00364781"/>
     <w:rsid w:val="003D3DCA"/>
+    <w:rsid w:val="0047646E"/>
     <w:rsid w:val="0056640F"/>
     <w:rsid w:val="007706AA"/>
     <w:rsid w:val="00A0204F"/>

--- a/assets/Lodovico-Resume-7-29-24.docx
+++ b/assets/Lodovico-Resume-7-29-24.docx
@@ -3249,6 +3249,13 @@
           <w:sz w:val="20"/>
           <w:szCs w:val="20"/>
         </w:rPr>
+        <w:t xml:space="preserve">25 </w:t>
+      </w:r>
+      <w:r>
+        <w:rPr>
+          <w:sz w:val="20"/>
+          <w:szCs w:val="20"/>
+        </w:rPr>
         <w:t>years of e</w:t>
       </w:r>
       <w:r>
@@ -3256,7 +3263,21 @@
           <w:sz w:val="20"/>
           <w:szCs w:val="20"/>
         </w:rPr>
-        <w:t xml:space="preserve">xperience in software development, DevOps, Security, and IT.  </w:t>
+        <w:t xml:space="preserve">xperience in software development, DevOps, </w:t>
+      </w:r>
+      <w:r>
+        <w:rPr>
+          <w:sz w:val="20"/>
+          <w:szCs w:val="20"/>
+        </w:rPr>
+        <w:t>s</w:t>
+      </w:r>
+      <w:r>
+        <w:rPr>
+          <w:sz w:val="20"/>
+          <w:szCs w:val="20"/>
+        </w:rPr>
+        <w:t xml:space="preserve">ecurity, and IT.  </w:t>
       </w:r>
     </w:p>
     <w:p>
@@ -3508,7 +3529,21 @@
                 <w:sz w:val="20"/>
                 <w:szCs w:val="20"/>
               </w:rPr>
-              <w:t>Managing people</w:t>
+              <w:t xml:space="preserve">Managing </w:t>
+            </w:r>
+            <w:r>
+              <w:rPr>
+                <w:sz w:val="20"/>
+                <w:szCs w:val="20"/>
+              </w:rPr>
+              <w:t>P</w:t>
+            </w:r>
+            <w:r>
+              <w:rPr>
+                <w:sz w:val="20"/>
+                <w:szCs w:val="20"/>
+              </w:rPr>
+              <w:t>eople</w:t>
             </w:r>
           </w:p>
         </w:tc>
@@ -3800,7 +3835,49 @@
           <w:sz w:val="20"/>
           <w:szCs w:val="20"/>
         </w:rPr>
-        <w:t>DevOps, Software Design, Security, and IT software solutions</w:t>
+        <w:t xml:space="preserve">DevOps, </w:t>
+      </w:r>
+      <w:r>
+        <w:rPr>
+          <w:sz w:val="20"/>
+          <w:szCs w:val="20"/>
+        </w:rPr>
+        <w:t>s</w:t>
+      </w:r>
+      <w:r>
+        <w:rPr>
+          <w:sz w:val="20"/>
+          <w:szCs w:val="20"/>
+        </w:rPr>
+        <w:t xml:space="preserve">oftware </w:t>
+      </w:r>
+      <w:r>
+        <w:rPr>
+          <w:sz w:val="20"/>
+          <w:szCs w:val="20"/>
+        </w:rPr>
+        <w:t>d</w:t>
+      </w:r>
+      <w:r>
+        <w:rPr>
+          <w:sz w:val="20"/>
+          <w:szCs w:val="20"/>
+        </w:rPr>
+        <w:t xml:space="preserve">esign, </w:t>
+      </w:r>
+      <w:r>
+        <w:rPr>
+          <w:sz w:val="20"/>
+          <w:szCs w:val="20"/>
+        </w:rPr>
+        <w:t>s</w:t>
+      </w:r>
+      <w:r>
+        <w:rPr>
+          <w:sz w:val="20"/>
+          <w:szCs w:val="20"/>
+        </w:rPr>
+        <w:t>ecurity, and IT software solutions</w:t>
       </w:r>
       <w:r>
         <w:rPr>
@@ -3834,7 +3911,14 @@
           <w:sz w:val="20"/>
           <w:szCs w:val="20"/>
         </w:rPr>
-        <w:t>Integral part in achieving SOC 2 compliance</w:t>
+        <w:t>i</w:t>
+      </w:r>
+      <w:r>
+        <w:rPr>
+          <w:sz w:val="20"/>
+          <w:szCs w:val="20"/>
+        </w:rPr>
+        <w:t>ntegral part in achieving SOC 2 compliance</w:t>
       </w:r>
       <w:r>
         <w:rPr>
@@ -3910,7 +3994,21 @@
           <w:sz w:val="20"/>
           <w:szCs w:val="20"/>
         </w:rPr>
-        <w:t xml:space="preserve"> in a 700% improvement in image recognition performance</w:t>
+        <w:t xml:space="preserve"> in a 700</w:t>
+      </w:r>
+      <w:r>
+        <w:rPr>
+          <w:sz w:val="20"/>
+          <w:szCs w:val="20"/>
+        </w:rPr>
+        <w:t xml:space="preserve"> </w:t>
+      </w:r>
+      <w:r>
+        <w:rPr>
+          <w:sz w:val="20"/>
+          <w:szCs w:val="20"/>
+        </w:rPr>
+        <w:t>% improvement in image recognition performance</w:t>
       </w:r>
       <w:r>
         <w:rPr>
@@ -4063,6 +4161,13 @@
         </w:rPr>
         <w:t>Provide executive management updates on established KPIs</w:t>
       </w:r>
+      <w:r>
+        <w:rPr>
+          <w:sz w:val="20"/>
+          <w:szCs w:val="20"/>
+        </w:rPr>
+        <w:t>.</w:t>
+      </w:r>
     </w:p>
     <w:p>
       <w:pPr>
@@ -4089,6 +4194,13 @@
           <w:szCs w:val="20"/>
         </w:rPr>
         <w:t xml:space="preserve"> performance</w:t>
+      </w:r>
+      <w:r>
+        <w:rPr>
+          <w:sz w:val="20"/>
+          <w:szCs w:val="20"/>
+        </w:rPr>
+        <w:t>.</w:t>
       </w:r>
     </w:p>
     <w:p>
@@ -4185,7 +4297,7 @@
           <w:sz w:val="20"/>
           <w:szCs w:val="20"/>
         </w:rPr>
-        <w:t>Pipeline tasks included code validation, linting, docker container building/pushing</w:t>
+        <w:t>Pipeline tasks include code validation, linting, docker container building/pushing</w:t>
       </w:r>
       <w:r>
         <w:rPr>
@@ -4532,6 +4644,13 @@
         </w:rPr>
         <w:t>NAS, network, and UPS</w:t>
       </w:r>
+      <w:r>
+        <w:rPr>
+          <w:sz w:val="20"/>
+          <w:szCs w:val="20"/>
+        </w:rPr>
+        <w:t>.</w:t>
+      </w:r>
     </w:p>
     <w:p>
       <w:pPr>
@@ -4591,21 +4710,7 @@
           <w:sz w:val="20"/>
           <w:szCs w:val="20"/>
         </w:rPr>
-        <w:t>Train</w:t>
-      </w:r>
-      <w:r>
-        <w:rPr>
-          <w:sz w:val="20"/>
-          <w:szCs w:val="20"/>
-        </w:rPr>
-        <w:t>ed</w:t>
-      </w:r>
-      <w:r>
-        <w:rPr>
-          <w:sz w:val="20"/>
-          <w:szCs w:val="20"/>
-        </w:rPr>
-        <w:t xml:space="preserve"> users on Git and Git flow methodologies</w:t>
+        <w:t>Train users on Git and Git flow methodologies</w:t>
       </w:r>
       <w:r>
         <w:rPr>
@@ -4659,21 +4764,7 @@
           <w:sz w:val="20"/>
           <w:szCs w:val="20"/>
         </w:rPr>
-        <w:t>Use</w:t>
-      </w:r>
-      <w:r>
-        <w:rPr>
-          <w:sz w:val="20"/>
-          <w:szCs w:val="20"/>
-        </w:rPr>
-        <w:t>d</w:t>
-      </w:r>
-      <w:r>
-        <w:rPr>
-          <w:sz w:val="20"/>
-          <w:szCs w:val="20"/>
-        </w:rPr>
-        <w:t xml:space="preserve"> Sentinel One for threat detection</w:t>
+        <w:t>Use Sentinel One for threat detection</w:t>
       </w:r>
       <w:r>
         <w:rPr>
@@ -4776,7 +4867,7 @@
           <w:sz w:val="20"/>
           <w:szCs w:val="20"/>
         </w:rPr>
-        <w:t>helped</w:t>
+        <w:t>assist</w:t>
       </w:r>
       <w:r>
         <w:rPr>
@@ -4894,7 +4985,28 @@
           <w:sz w:val="20"/>
           <w:szCs w:val="20"/>
         </w:rPr>
-        <w:t xml:space="preserve"> APIs for mobile, web, and b2b</w:t>
+        <w:t xml:space="preserve"> APIs for mobile, web, and </w:t>
+      </w:r>
+      <w:r>
+        <w:rPr>
+          <w:sz w:val="20"/>
+          <w:szCs w:val="20"/>
+        </w:rPr>
+        <w:t>B</w:t>
+      </w:r>
+      <w:r>
+        <w:rPr>
+          <w:sz w:val="20"/>
+          <w:szCs w:val="20"/>
+        </w:rPr>
+        <w:t>2</w:t>
+      </w:r>
+      <w:r>
+        <w:rPr>
+          <w:sz w:val="20"/>
+          <w:szCs w:val="20"/>
+        </w:rPr>
+        <w:t>B</w:t>
       </w:r>
       <w:r>
         <w:rPr>
@@ -5136,6 +5248,13 @@
         </w:rPr>
         <w:t>Mocking and Unit testing</w:t>
       </w:r>
+      <w:r>
+        <w:rPr>
+          <w:sz w:val="20"/>
+          <w:szCs w:val="20"/>
+        </w:rPr>
+        <w:t>.</w:t>
+      </w:r>
     </w:p>
     <w:p>
       <w:pPr>
@@ -5231,7 +5350,21 @@
           <w:sz w:val="28"/>
           <w:szCs w:val="28"/>
         </w:rPr>
-        <w:t xml:space="preserve"> Software Eng. / </w:t>
+        <w:t xml:space="preserve"> Software Eng</w:t>
+      </w:r>
+      <w:r>
+        <w:rPr>
+          <w:sz w:val="28"/>
+          <w:szCs w:val="28"/>
+        </w:rPr>
+        <w:t>ineer</w:t>
+      </w:r>
+      <w:r>
+        <w:rPr>
+          <w:sz w:val="28"/>
+          <w:szCs w:val="28"/>
+        </w:rPr>
+        <w:t xml:space="preserve"> / </w:t>
       </w:r>
       <w:proofErr w:type="spellStart"/>
       <w:r>
@@ -5512,6 +5645,13 @@
         </w:rPr>
         <w:t>Developed and managed pipelines in Jenkins</w:t>
       </w:r>
+      <w:r>
+        <w:rPr>
+          <w:sz w:val="20"/>
+          <w:szCs w:val="20"/>
+        </w:rPr>
+        <w:t>.</w:t>
+      </w:r>
     </w:p>
     <w:p>
       <w:pPr>
@@ -5625,6 +5765,25 @@
           <w:sz w:val="20"/>
           <w:szCs w:val="20"/>
         </w:rPr>
+        <w:t>Currently serving as a technical advisor at Southern Connecticut State University.</w:t>
+      </w:r>
+    </w:p>
+    <w:p>
+      <w:pPr>
+        <w:rPr>
+          <w:i/>
+          <w:iCs/>
+          <w:sz w:val="20"/>
+          <w:szCs w:val="20"/>
+        </w:rPr>
+      </w:pPr>
+      <w:r>
+        <w:rPr>
+          <w:i/>
+          <w:iCs/>
+          <w:sz w:val="20"/>
+          <w:szCs w:val="20"/>
+        </w:rPr>
         <w:t>Additional experience available upon request</w:t>
       </w:r>
       <w:r>
@@ -5712,6 +5871,7 @@
       <w:pPr>
         <w:pStyle w:val="Heading2"/>
         <w:rPr>
+          <w:rStyle w:val="Emphasis"/>
           <w:sz w:val="28"/>
           <w:szCs w:val="28"/>
         </w:rPr>
@@ -5752,6 +5912,24 @@
         </w:rPr>
         <w:t>SCSU, New Haven, CT</w:t>
       </w:r>
+    </w:p>
+    <w:p>
+      <w:pPr>
+        <w:pStyle w:val="Heading2"/>
+        <w:rPr>
+          <w:sz w:val="28"/>
+          <w:szCs w:val="28"/>
+        </w:rPr>
+      </w:pPr>
+    </w:p>
+    <w:p>
+      <w:pPr>
+        <w:pStyle w:val="Heading2"/>
+        <w:rPr>
+          <w:sz w:val="28"/>
+          <w:szCs w:val="28"/>
+        </w:rPr>
+      </w:pPr>
     </w:p>
     <w:sectPr>
       <w:footerReference w:type="default" r:id="rId9"/>
@@ -32698,16 +32876,17 @@
   <w:rsids>
     <w:rsidRoot w:val="001D6E7A"/>
     <w:rsid w:val="00017D25"/>
+    <w:rsid w:val="000410FB"/>
     <w:rsid w:val="000A015D"/>
     <w:rsid w:val="001D6E7A"/>
     <w:rsid w:val="00210633"/>
     <w:rsid w:val="002750F6"/>
     <w:rsid w:val="00364781"/>
     <w:rsid w:val="003D3DCA"/>
-    <w:rsid w:val="0047646E"/>
     <w:rsid w:val="0056640F"/>
     <w:rsid w:val="007706AA"/>
     <w:rsid w:val="00A0204F"/>
+    <w:rsid w:val="00B66221"/>
     <w:rsid w:val="00BE65CD"/>
     <w:rsid w:val="00D44E3D"/>
     <w:rsid w:val="00F31616"/>
@@ -33195,6 +33374,19 @@
   <w:style w:type="paragraph" w:customStyle="1" w:styleId="526E6C1022024D4ABCFFF5C15093C6E5">
     <w:name w:val="526E6C1022024D4ABCFFF5C15093C6E5"/>
   </w:style>
+  <w:style w:type="paragraph" w:customStyle="1" w:styleId="0F9FA68F407A4329B90E34BD12B9CC0F">
+    <w:name w:val="0F9FA68F407A4329B90E34BD12B9CC0F"/>
+    <w:rsid w:val="00B66221"/>
+    <w:pPr>
+      <w:spacing w:line="278" w:lineRule="auto"/>
+    </w:pPr>
+    <w:rPr>
+      <w:kern w:val="2"/>
+      <w:sz w:val="24"/>
+      <w:szCs w:val="24"/>
+      <w14:ligatures w14:val="standardContextual"/>
+    </w:rPr>
+  </w:style>
 </w:styles>
 </file>
 

--- a/assets/Lodovico-Resume-7-29-24.docx
+++ b/assets/Lodovico-Resume-7-29-24.docx
@@ -4076,23 +4076,7 @@
           <w:sz w:val="20"/>
           <w:szCs w:val="20"/>
         </w:rPr>
-        <w:t xml:space="preserve">to integrate </w:t>
-      </w:r>
-      <w:proofErr w:type="gramStart"/>
-      <w:r>
-        <w:rPr>
-          <w:sz w:val="20"/>
-          <w:szCs w:val="20"/>
-        </w:rPr>
-        <w:t>Azure</w:t>
-      </w:r>
-      <w:proofErr w:type="gramEnd"/>
-      <w:r>
-        <w:rPr>
-          <w:sz w:val="20"/>
-          <w:szCs w:val="20"/>
-        </w:rPr>
-        <w:t xml:space="preserve"> environments (B2B) and design access mechanisms to Azure resources in our subscription.</w:t>
+        <w:t>to integrate Azure environments (B2B) and design access mechanisms to Azure resources in our subscription.</w:t>
       </w:r>
     </w:p>
     <w:p>
@@ -4119,7 +4103,21 @@
           <w:sz w:val="20"/>
           <w:szCs w:val="20"/>
         </w:rPr>
-        <w:t xml:space="preserve">, Log Analytics, Monitor, Arc, App Registries, and AD Connect. </w:t>
+        <w:t xml:space="preserve">, Log Analytics, Monitor, Arc, App Registries, </w:t>
+      </w:r>
+      <w:r>
+        <w:rPr>
+          <w:sz w:val="20"/>
+          <w:szCs w:val="20"/>
+        </w:rPr>
+        <w:t xml:space="preserve">Key Vault, </w:t>
+      </w:r>
+      <w:r>
+        <w:rPr>
+          <w:sz w:val="20"/>
+          <w:szCs w:val="20"/>
+        </w:rPr>
+        <w:t xml:space="preserve">and AD Connect. </w:t>
       </w:r>
     </w:p>
     <w:p>
@@ -4236,7 +4234,23 @@
           <w:sz w:val="20"/>
           <w:szCs w:val="20"/>
         </w:rPr>
-        <w:t xml:space="preserve"> practices with Snyk for code, container, and license analysis and Beagle Security for web pen testing.</w:t>
+        <w:t xml:space="preserve"> practices with </w:t>
+      </w:r>
+      <w:proofErr w:type="spellStart"/>
+      <w:r>
+        <w:rPr>
+          <w:sz w:val="20"/>
+          <w:szCs w:val="20"/>
+        </w:rPr>
+        <w:t>Snyk</w:t>
+      </w:r>
+      <w:proofErr w:type="spellEnd"/>
+      <w:r>
+        <w:rPr>
+          <w:sz w:val="20"/>
+          <w:szCs w:val="20"/>
+        </w:rPr>
+        <w:t xml:space="preserve"> for code, container, and license analysis and Beagle Security for web pen testing.</w:t>
       </w:r>
     </w:p>
     <w:p>
@@ -32885,6 +32899,8 @@
     <w:rsid w:val="003D3DCA"/>
     <w:rsid w:val="0056640F"/>
     <w:rsid w:val="007706AA"/>
+    <w:rsid w:val="007E0420"/>
+    <w:rsid w:val="00976623"/>
     <w:rsid w:val="00A0204F"/>
     <w:rsid w:val="00B66221"/>
     <w:rsid w:val="00BE65CD"/>
@@ -33374,19 +33390,6 @@
   <w:style w:type="paragraph" w:customStyle="1" w:styleId="526E6C1022024D4ABCFFF5C15093C6E5">
     <w:name w:val="526E6C1022024D4ABCFFF5C15093C6E5"/>
   </w:style>
-  <w:style w:type="paragraph" w:customStyle="1" w:styleId="0F9FA68F407A4329B90E34BD12B9CC0F">
-    <w:name w:val="0F9FA68F407A4329B90E34BD12B9CC0F"/>
-    <w:rsid w:val="00B66221"/>
-    <w:pPr>
-      <w:spacing w:line="278" w:lineRule="auto"/>
-    </w:pPr>
-    <w:rPr>
-      <w:kern w:val="2"/>
-      <w:sz w:val="24"/>
-      <w:szCs w:val="24"/>
-      <w14:ligatures w14:val="standardContextual"/>
-    </w:rPr>
-  </w:style>
 </w:styles>
 </file>
 
